--- a/artifacts/SMB-31/build/msg-ldb-03.docx
+++ b/artifacts/SMB-31/build/msg-ldb-03.docx
@@ -104,7 +104,7 @@
         <w:pStyle w:val="BodyText"/>
       </w:pPr>
       <w:r>
-        <w:t xml:space="preserve">The first installment on the plan was received, with thanks. As of today, two installments are open, each shown with its due date and amount:</w:t>
+        <w:t xml:space="preserve">The first installment on the plan was received, with thanks. As of today, three installments are open on the plan, two of them past their due date, each shown below with its due date and amount:</w:t>
       </w:r>
     </w:p>
     <w:p>
@@ -116,7 +116,7 @@
         </w:numPr>
       </w:pPr>
       <w:r>
-        <w:t xml:space="preserve">the second installment of $5,362.50, due 13 March 2026</w:t>
+        <w:t xml:space="preserve">the second installment of $5,362.50, due 13 March 2026, past due</w:t>
       </w:r>
     </w:p>
     <w:p>
@@ -128,20 +128,24 @@
         </w:numPr>
       </w:pPr>
       <w:r>
-        <w:t xml:space="preserve">the third installment of $5,362.50, due 20 March 2026</w:t>
+        <w:t xml:space="preserve">the third installment of $5,362.50, due 20 March 2026, past due</w:t>
+      </w:r>
+    </w:p>
+    <w:p>
+      <w:pPr>
+        <w:pStyle w:val="Compact"/>
+        <w:numPr>
+          <w:ilvl w:val="0"/>
+          <w:numId w:val="1001"/>
+        </w:numPr>
+      </w:pPr>
+      <w:r>
+        <w:t xml:space="preserve">the fourth installment of $5,362.50, due 27 March 2026</w:t>
       </w:r>
     </w:p>
     <w:p>
       <w:pPr>
         <w:pStyle w:val="FirstParagraph"/>
-      </w:pPr>
-      <w:r>
-        <w:t xml:space="preserve">The fourth installment of $5,362.50 falls due on 27 March 2026.</w:t>
-      </w:r>
-    </w:p>
-    <w:p>
-      <w:pPr>
-        <w:pStyle w:val="BodyText"/>
       </w:pPr>
       <w:r>
         <w:t xml:space="preserve">If anything has changed on your side, please reply to this email and let me know, so we can talk it through.</w:t>
